--- a/PVK_Cinemas_Final_Database_Design.docx
+++ b/PVK_Cinemas_Final_Database_Design.docx
@@ -95,7 +95,7 @@
         <w:pStyle w:val="ListBullet"/>
       </w:pPr>
       <w:r>
-        <w:t>The project does not include unnecessary payment, refund, settlement, or full booking-marketplace functionality.</w:t>
+        <w:t>The system supports internal cinema booking simulation, 5-minute temporary seat holding, and dummy payment with 4 normalized 3NF entities: SEAT_HOLD, BOOKING, BOOKING_SEAT, and PAYMENT. Real third-party payment gateways and commercial aggregators remain out of scope.</w:t>
       </w:r>
     </w:p>
     <w:p>
@@ -11856,7 +11856,7 @@
         <w:pStyle w:val="ListBullet"/>
       </w:pPr>
       <w:r>
-        <w:t>Payment processing</w:t>
+        <w:t>Real external payment gateways and financial settlement (Simulated internal dummy payment is IN SCOPE).</w:t>
       </w:r>
     </w:p>
     <w:p>
@@ -11888,7 +11888,7 @@
         <w:pStyle w:val="ListBullet"/>
       </w:pPr>
       <w:r>
-        <w:t>Complex booking workflows</w:t>
+        <w:t>External ticketing marketplace aggregators (Internal booking simulation and seat holding are IN SCOPE).</w:t>
       </w:r>
     </w:p>
     <w:p>
